--- a/assets/documents/evidence-set-3.docx
+++ b/assets/documents/evidence-set-3.docx
@@ -54,7 +54,7 @@
     </w:p>
     <w:p>
       <w:r>
-        <w:t>TPA1 identifies a goal to strengthen phonics knowledge and teaching, linked to APST 1.2, 2.1, 2.2 and 2.5. Another goal concerns behaviour and wellbeing. Later lesson feedback allows me to examine development against these needs.</w:t>
+        <w:t>TPA1 identifies a goal to strengthen phonics knowledge and teaching, linked to APST 1.2, 2.1, 2.2 and 2.5 (Australian Institute for Teaching and School Leadership [AITSL], 2011). Another goal concerns behaviour and wellbeing. Later lesson feedback allows me to examine development against these needs.</w:t>
       </w:r>
     </w:p>
     <w:p>
@@ -93,7 +93,7 @@
     </w:p>
     <w:p>
       <w:r>
-        <w:t>APST helped organise specific needs rather than only a general wish for confidence. Continued learning matters because accurate phoneme modelling supports literacy, accessible instructions help EAL learners start tasks, and proportionate behaviour responses protect participation. Future observations should examine children’s understanding and independence as well as my delivery.</w:t>
+        <w:t>APST helped organise specific needs rather than only a general wish for confidence. Continued learning matters because accurate phoneme modelling supports literacy, accessible instructions help EAL learners start tasks, and proportionate behaviour responses protect participation. Future observations should examine children’s understanding and independence as well as my delivery (AITSL, 2011).</w:t>
       </w:r>
     </w:p>
     <w:p>
@@ -106,7 +106,7 @@
     </w:p>
     <w:p>
       <w:r>
-        <w:t>APST 6.1 is addressed through standards-based goal setting; 6.2 through Department resources, mentor feedback and video review; and 6.4 through the rationale connecting professional learning with children’s access and understanding.</w:t>
+        <w:t>APST 6.1 is addressed through standards-based goal setting; 6.2 through Department resources, mentor feedback and video review; and 6.4 through the rationale connecting professional learning with children’s access and understanding (AITSL, 2011).</w:t>
       </w:r>
     </w:p>
     <w:p>
@@ -145,7 +145,7 @@
     </w:p>
     <w:p>
       <w:r>
-        <w:t>The educator introduced plants encountered during the walk and explained uses including providing water, cleaning teeth and flavouring with salty plants. Children were invited to observe and participate under the educator’s guidance. I listened and learned alongside them. My assignment acknowledges the educator as the source of this knowledge and reflects on learning through relationships, observation and place. It also recognises that my developing understanding does not make me an authority on Aboriginal cultures.</w:t>
+        <w:t>The educator introduced plants encountered during the walk and explained uses including providing water, cleaning teeth and flavouring with salty plants. Children were invited to observe and participate under the educator’s guidance. I listened and learned alongside them. My assignment acknowledges the educator as the source of this knowledge and reflects on learning through relationships, observation and place. It also recognises that my developing understanding does not make me an authority on Aboriginal cultures. This reflection connects with the emphasis on respectful relationships with Aboriginal knowledge holders in Staines and Scarlet (2018), and learning through walking, observing and listening on Country in Kemarre Turner et al. (2023).</w:t>
       </w:r>
     </w:p>
     <w:p>
@@ -158,7 +158,7 @@
     </w:p>
     <w:p>
       <w:r>
-        <w:t>Back at the centre, children made collages with collected plants and recalled the walk through conversation. The assignment describes opportunities for oral language, vocabulary and description. It identifies comparing and classifying materials as a possible numeracy extension, rather than claiming that this extension was implemented. Professionally, the experience broadened my understanding of plants and showed how community expertise can shape both educator learning and meaningful experiences for children.</w:t>
+        <w:t>Back at the centre, children made collages with collected plants and recalled the walk through conversation. The assignment describes opportunities for oral language, vocabulary and description. It identifies comparing and classifying materials as a possible numeracy extension, rather than claiming that this extension was implemented. Professionally, the experience broadened my understanding of plants and showed how community expertise can shape both educator learning and meaningful experiences for children. These opportunities connect with research on learning through exploration in Australian bush kinder (Speldewinde et al., 2023).</w:t>
       </w:r>
     </w:p>
     <w:p>
@@ -171,7 +171,7 @@
     </w:p>
     <w:p>
       <w:r>
-        <w:t>I now examine this experience retrospectively through the Early Childhood Australia Code of Ethics; I did not consciously use a named code during the walk. Its emphasis on community-informed practice and remaining within professional competence helps explain why acknowledging the Aboriginal educator’s expertise and the limits of my knowledge matters. Sections 5 and 8 of my assignment show this reflection: I recognise the need for guidance and avoid assuming that knowledge shared in one place applies across Countries and communities. The Code also addresses confidentiality. TPA2’s documented use of pseudonyms offers a separate example of protecting identifying information. My next step is to seek local guidance before extending or sharing cultural knowledge in future teaching.</w:t>
+        <w:t>I now examine this experience retrospectively through the Early Childhood Australia Code of Ethics (Early Childhood Australia, 2016); I did not consciously use a named code during the walk. Its emphasis on community-informed practice and remaining within professional competence helps explain why acknowledging the Aboriginal educator’s expertise and the limits of my knowledge matters. Sections 5 and 8 of my assignment show this reflection: I recognise the need for guidance and avoid assuming that knowledge shared in one place applies across Countries and communities. This locally responsive approach connects with the EYLF’s focus on relationships, diversity and Aboriginal and Torres Strait Islander perspectives (Australian Government Department of Education, 2022). The Code also addresses confidentiality. TPA2’s documented use of pseudonyms offers a separate example of protecting identifying information. My next step is to seek local guidance before extending or sharing cultural knowledge in future teaching.</w:t>
       </w:r>
     </w:p>
     <w:p>
@@ -184,13 +184,11 @@
     </w:p>
     <w:p>
       <w:r>
-        <w:t>APST 7.4 is addressed through the educator-led experience, my learning alongside children and the resulting change in my understanding of teaching connected to place. APST 7.1 is addressed through retrospective reflection using professional ethical principles, acknowledgement of expertise and limits, and the documented confidentiality practice. This links the Code to genuine actions and reflections without claiming that it consciously directed the original walk.</w:t>
+        <w:t>APST 7.4 is addressed through the educator-led experience, my learning alongside children and the resulting change in my understanding of teaching connected to place. APST 7.1 is addressed through retrospective reflection using professional ethical principles, acknowledgement of expertise and limits, and the documented confidentiality practice. This links the Code to genuine actions and reflections without claiming that it consciously directed the original walk (AITSL, 2011).</w:t>
       </w:r>
     </w:p>
     <w:p>
-      <w:r>
-        <w:br w:type="page"/>
-      </w:r>
+      <w:r/>
     </w:p>
     <w:p>
       <w:pPr>
@@ -393,9 +391,7 @@
       </w:r>
     </w:p>
     <w:p>
-      <w:r>
-        <w:br w:type="page"/>
-      </w:r>
+      <w:r/>
     </w:p>
     <w:p>
       <w:pPr>
@@ -521,6 +517,44 @@
     <w:p>
       <w:r>
         <w:t>Early Childhood Australia Code of Ethics, official brochure: https://www.earlychildhoodaustralia.org.au/wp-content/uploads/2026/03/ECA-COE-Brochure-2016.pdf. The annotation paraphrases commitments concerning community-informed practice, professional competence and confidentiality. This locator records the framework checked during revision; the portfolio reference list remains for the author to prepare.</w:t>
+      </w:r>
+    </w:p>
+    <w:p>
+      <w:pPr>
+        <w:pStyle w:val="Heading1"/>
+      </w:pPr>
+      <w:r>
+        <w:t>References</w:t>
+      </w:r>
+    </w:p>
+    <w:p>
+      <w:r>
+        <w:t>Australian Government Department of Education. (2022). Belonging, being and becoming: The early years learning framework for Australia (V2.0).</w:t>
+      </w:r>
+    </w:p>
+    <w:p>
+      <w:r>
+        <w:t>Australian Institute for Teaching and School Leadership. (2011). Australian professional standards for teachers. https://www.aitsl.edu.au/standards</w:t>
+      </w:r>
+    </w:p>
+    <w:p>
+      <w:r>
+        <w:t>Early Childhood Australia. (2016). Code of ethics. https://www.earlychildhoodaustralia.org.au/wp-content/uploads/2026/03/ECA-COE-Brochure-2016.pdf</w:t>
+      </w:r>
+    </w:p>
+    <w:p>
+      <w:r>
+        <w:t>Kemarre Turner, M., Palmer, L., Ryder, T., Hayes, F., Gorey, L., Turner, V., Palmer, A., Sharpe, R., &amp; Vadiveloo, J. (2023). Intertwined. In C. Warden &amp; D. Fargher (Eds.), Beyond the gate: Respecting the relationship of children, culture and the natural world (pp. 5–15). Pademelon Press.</w:t>
+      </w:r>
+    </w:p>
+    <w:p>
+      <w:r>
+        <w:t>Speldewinde, C., Kilderry, A., &amp; Campbell, C. (2023). Beyond the preschool gate: Teacher pedagogy in the Australian ‘bush kinder’. International Journal of Early Years Education, 31(1), 236–250. https://doi.org/10.1080/09669760.2020.1850432</w:t>
+      </w:r>
+    </w:p>
+    <w:p>
+      <w:r>
+        <w:t>Staines, J., &amp; Scarlet, R. R. (Eds.). (2018). The Aboriginal early childhood practice guide. MultiVerse Publishing.</w:t>
       </w:r>
     </w:p>
     <w:sectPr>
